--- a/test_data/smlouva7_anon.docx
+++ b/test_data/smlouva7_anon.docx
@@ -56,7 +56,7 @@
     </w:p>
     <w:p>
       <w:r>
-        <w:t>Zaměstnavatel: NOVA TECH s.r.o., [[ADDRESS_1]], [[ICO_1]], Zastoupená: Ing. [[PERSON_1]], jednatelka</w:t>
+        <w:t>Zaměstnavatel: NOVA TECH s.r.o., Sídlo: [[ADDRESS_1]], [[ICO_1]], Zastoupená: Ing. [[PERSON_1]], jednatelka</w:t>
       </w:r>
     </w:p>
     <w:p>
@@ -112,7 +112,7 @@
     </w:p>
     <w:p>
       <w:r>
-        <w:t>Nájemce: [[PERSON_4]] „Luky" Kříž (rodné jméno: [[PERSON_4]]), [[DATE_3]], [[BIRTH_ID_2]], [[ADDRESS_4]], [[PHONE_3]], e-mail: [[EMAIL_3]]</w:t>
+        <w:t>Nájemce: [[PERSON_4]] (rodné jméno: [[PERSON_4]]), [[DATE_3]], [[BIRTH_ID_2]], trvalý pobyt: [[ADDRESS_4]], [[PHONE_3]], e-mail: [[EMAIL_3]]</w:t>
       </w:r>
     </w:p>
     <w:p>
@@ -151,12 +151,12 @@
     </w:p>
     <w:p>
       <w:r>
-        <w:t>Prodávající: [[PERSON_15]] „Mára" Černý, bytem: [[ADDRESS_5]], [[BIRTH_ID_3]], [[PHONE_4]], e-mail: [[EMAIL_4]]</w:t>
-      </w:r>
-    </w:p>
-    <w:p>
-      <w:r>
-        <w:t>Kupující: [[PERSON_7]] (rozená [[PERSON_6]]), bytem: [[ADDRESS_6]], [[BIRTH_ID_4]], [[PHONE_5]]</w:t>
+        <w:t>Prodávající: [[PERSON_14]] „Mára" Černý, bytem: [[ADDRESS_5]], [[BIRTH_ID_3]], [[PHONE_4]], e-mail: [[EMAIL_4]]</w:t>
+      </w:r>
+    </w:p>
+    <w:p>
+      <w:r>
+        <w:t>Kupující: [[PERSON_6]] (rozená Horáková), bytem: [[ADDRESS_6]], [[BIRTH_ID_4]], [[PHONE_5]]</w:t>
       </w:r>
     </w:p>
     <w:p>
@@ -188,12 +188,12 @@
     </w:p>
     <w:p>
       <w:r>
-        <w:t>Objednatel: MUDr. [[PERSON_8]], Ordinace: [[ADDRESS_7]], [[PHONE_6]], e-mail: [[EMAIL_5]]</w:t>
-      </w:r>
-    </w:p>
-    <w:p>
-      <w:r>
-        <w:t>Zhotovitel: STAVBY A SERVIS s.r.o., [[ICO_2]], zastoupen: Bc. [[PERSON_9]]</w:t>
+        <w:t>Objednatel: MUDr. [[PERSON_7]], Ordinace: [[ADDRESS_7]], [[PHONE_6]], e-mail: [[EMAIL_5]]</w:t>
+      </w:r>
+    </w:p>
+    <w:p>
+      <w:r>
+        <w:t>Zhotovitel: STAVBY A SERVIS s.r.o., [[ICO_2]], zastoupen: Bc. [[PERSON_8]]</w:t>
       </w:r>
     </w:p>
     <w:p>
@@ -232,12 +232,12 @@
     </w:p>
     <w:p>
       <w:r>
-        <w:t>Strana A: [[PERSON_10]], nezávislý konzultant, bytem: [[ADDRESS_8]], [[PHONE_7]], e-mail: [[EMAIL_6]]</w:t>
-      </w:r>
-    </w:p>
-    <w:p>
-      <w:r>
-        <w:t>Strana B: GreenEnergy a.s., [[ADDRESS_9]], [[ICO_3]], zastoupena: Ing. [[PERSON_11]]</w:t>
+        <w:t>Strana A: [[PERSON_9]], nezávislý konzultant, bytem: [[ADDRESS_8]], [[PHONE_7]], e-mail: [[EMAIL_6]]</w:t>
+      </w:r>
+    </w:p>
+    <w:p>
+      <w:r>
+        <w:t>Strana B: GreenEnergy a.s., Sídlo: [[ADDRESS_9]], [[ICO_3]], zastoupena: Ing. [[PERSON_10]]</w:t>
       </w:r>
     </w:p>
     <w:p>
@@ -251,7 +251,7 @@
     </w:p>
     <w:p>
       <w:r>
-        <w:t>Kontaktní osoba pro řešení sporů: JUDr. [[PERSON_12]], [[PHONE_8]], e-mail: [[EMAIL_7]]</w:t>
+        <w:t>Kontaktní osoba pro řešení sporů: JUDr. [[PERSON_11]], [[PHONE_8]], e-mail: [[EMAIL_7]]</w:t>
       </w:r>
     </w:p>
     <w:p>
@@ -283,7 +283,7 @@
     </w:p>
     <w:p>
       <w:r>
-        <w:t>Pracovník: Nguyễn Thị Hoa (přezdívka: Hoa), [[ADDRESS_11]], [[PHONE_9]]</w:t>
+        <w:t>Pracovník: Nguyễn Thị Hoa (přezdívka: Hoa), trvalý pobyt: [[ADDRESS_11]], [[PHONE_9]]</w:t>
       </w:r>
     </w:p>
     <w:p>
@@ -320,12 +320,12 @@
     </w:p>
     <w:p>
       <w:r>
-        <w:t>Věřitel: [[PERSON_13]], bytem: [[ADDRESS_12]], [[PHONE_10]]</w:t>
-      </w:r>
-    </w:p>
-    <w:p>
-      <w:r>
-        <w:t>Dlužník: [[PERSON_14]], bytem: [[ADDRESS_13]], [[BIRTH_ID_5]], e-mail: [[EMAIL_8]]</w:t>
+        <w:t>Věřitel: [[PERSON_12]], bytem: [[ADDRESS_12]], [[PHONE_10]]</w:t>
+      </w:r>
+    </w:p>
+    <w:p>
+      <w:r>
+        <w:t>Dlužník: [[PERSON_13]], bytem: [[ADDRESS_13]], [[BIRTH_ID_5]], e-mail: [[EMAIL_8]]</w:t>
       </w:r>
     </w:p>
     <w:p>
@@ -335,7 +335,7 @@
     </w:p>
     <w:p>
       <w:r>
-        <w:t>Svědek: Ing. [[PERSON_15]], bytem: [[ADDRESS_14]], [[PHONE_11]]</w:t>
+        <w:t>Svědek: Ing. [[PERSON_14]], bytem: [[ADDRESS_14]], [[PHONE_11]]</w:t>
       </w:r>
     </w:p>
     <w:p>
@@ -362,17 +362,17 @@
     </w:p>
     <w:p>
       <w:r>
-        <w:t>Zprostředkovatel: Reality Plus s.r.o., [[ICO_5]], [[ADDRESS_15]], zpl. Bc. [[PERSON_16]]</w:t>
-      </w:r>
-    </w:p>
-    <w:p>
-      <w:r>
-        <w:t>Klient: Mgr. [[PERSON_17]], Ph.D., bytem: [[ADDRESS_16]], e-mail: [[EMAIL_9]]</w:t>
-      </w:r>
-    </w:p>
-    <w:p>
-      <w:r>
-        <w:t>Předmět: Zprostředkování prodeje bytu [[ADDRESS_17]].</w:t>
+        <w:t>Zprostředkovatel: Reality Plus s.r.o., [[ICO_5]], sídlo: [[ADDRESS_15]], zpl. Bc. [[PERSON_15]]</w:t>
+      </w:r>
+    </w:p>
+    <w:p>
+      <w:r>
+        <w:t>Klient: Mgr. [[PERSON_16]], Ph.D., bytem: [[ADDRESS_16]], e-mail: [[EMAIL_9]]</w:t>
+      </w:r>
+    </w:p>
+    <w:p>
+      <w:r>
+        <w:t>Předmět: Zprostředkování prodeje bytu na adrese: [[ADDRESS_17]].</w:t>
         <w:br/>
         <w:t>Provize: 3 % z kupní ceny.</w:t>
       </w:r>
@@ -401,9 +401,9 @@
     </w:p>
     <w:p>
       <w:r>
-        <w:t>Prodávající: [[PERSON_15]] "Marty" Král</w:t>
+        <w:t>Prodávající: [[PERSON_14]] "Marty" Král</w:t>
         <w:br/>
-        <w:t>Kupující: [[PERSON_19]] (rozená [[PERSON_18]])</w:t>
+        <w:t>Kupující: [[PERSON_17]] (rozená Nová)</w:t>
       </w:r>
     </w:p>
     <w:p>
@@ -435,12 +435,12 @@
     </w:p>
     <w:p>
       <w:r>
-        <w:t>[[USERNAME_1]] [[PERSON_20]] (přezdívka "[[PERSON_20]]"), kontakt: [[EMAIL_10]]</w:t>
-      </w:r>
-    </w:p>
-    <w:p>
-      <w:r>
-        <w:t>Vlastník: Spolek "Mapa", [[ICO_6]], [[ADDRESS_18]]</w:t>
+        <w:t>Uživatel: Bc. [[PERSON_18]] (přezdívka "[[PERSON_18]]"), kontakt: [[EMAIL_10]]</w:t>
+      </w:r>
+    </w:p>
+    <w:p>
+      <w:r>
+        <w:t>Vlastník: Spolek "Mapa", [[ICO_6]], sídlo: [[ADDRESS_18]]</w:t>
       </w:r>
     </w:p>
     <w:p>
@@ -497,7 +497,7 @@
         </w:numPr>
       </w:pPr>
       <w:r>
-        <w:t>Jména záměrně volena tak, aby některá byla podobná běžným slovům (Nový/[[PERSON_14]], [[PERSON_20]]), některá obsahují diakritiku i cizí znaky (Nguyễn), některá jsou zkrácená nebo mají přezdívky.</w:t>
+        <w:t>Jména záměrně volena tak, aby některá byla podobná běžným slovům (Nový/[[PERSON_13]], [[PERSON_18]]), některá obsahují diakritiku i cizí znaky (Nguyễn), některá jsou zkrácená nebo mají přezdívky.</w:t>
       </w:r>
     </w:p>
     <w:p>
@@ -533,6 +533,12 @@
     </w:p>
     <w:p/>
     <w:sectPr>
+      <w:headerReference w:type="default" r:id="rId17"/>
+      <w:footerReference w:type="default" r:id="rId18"/>
+      <w:headerReference w:type="first" r:id="rId19"/>
+      <w:footerReference w:type="first" r:id="rId20"/>
+      <w:headerReference w:type="even" r:id="rId21"/>
+      <w:footerReference w:type="even" r:id="rId22"/>
       <w:pgSz w:w="11906" w:h="16838"/>
       <w:pgMar w:top="1440" w:right="1440" w:bottom="1440" w:left="1440" w:header="708" w:footer="708" w:gutter="0"/>
       <w:cols w:space="708"/>
@@ -540,6 +546,66 @@
     </w:sectPr>
   </w:body>
 </w:document>
+</file>
+
+<file path=word/footer1.xml><?xml version="1.0" encoding="utf-8"?>
+<w:ftr xmlns:m="http://schemas.openxmlformats.org/officeDocument/2006/math" xmlns:mc="http://schemas.openxmlformats.org/markup-compatibility/2006" xmlns:mo="http://schemas.microsoft.com/office/mac/office/2008/main" xmlns:mv="urn:schemas-microsoft-com:mac:vml" xmlns:o="urn:schemas-microsoft-com:office:office" xmlns:r="http://schemas.openxmlformats.org/officeDocument/2006/relationships" xmlns:v="urn:schemas-microsoft-com:vml" xmlns:w10="urn:schemas-microsoft-com:office:word" xmlns:w14="http://schemas.microsoft.com/office/word/2010/wordml" xmlns:w="http://schemas.openxmlformats.org/wordprocessingml/2006/main" xmlns:wne="http://schemas.microsoft.com/office/word/2006/wordml" xmlns:wp14="http://schemas.microsoft.com/office/word/2010/wordprocessingDrawing" xmlns:wp="http://schemas.openxmlformats.org/drawingml/2006/wordprocessingDrawing" xmlns:wpc="http://schemas.microsoft.com/office/word/2010/wordprocessingCanvas" xmlns:wpg="http://schemas.microsoft.com/office/word/2010/wordprocessingGroup" xmlns:wpi="http://schemas.microsoft.com/office/word/2010/wordprocessingInk" xmlns:wps="http://schemas.microsoft.com/office/word/2010/wordprocessingShape" mc:Ignorable="w14 wp14">
+  <w:p>
+    <w:pPr>
+      <w:pStyle w:val="Footer"/>
+    </w:pPr>
+  </w:p>
+</w:ftr>
+</file>
+
+<file path=word/footer2.xml><?xml version="1.0" encoding="utf-8"?>
+<w:ftr xmlns:m="http://schemas.openxmlformats.org/officeDocument/2006/math" xmlns:mc="http://schemas.openxmlformats.org/markup-compatibility/2006" xmlns:mo="http://schemas.microsoft.com/office/mac/office/2008/main" xmlns:mv="urn:schemas-microsoft-com:mac:vml" xmlns:o="urn:schemas-microsoft-com:office:office" xmlns:r="http://schemas.openxmlformats.org/officeDocument/2006/relationships" xmlns:v="urn:schemas-microsoft-com:vml" xmlns:w10="urn:schemas-microsoft-com:office:word" xmlns:w14="http://schemas.microsoft.com/office/word/2010/wordml" xmlns:w="http://schemas.openxmlformats.org/wordprocessingml/2006/main" xmlns:wne="http://schemas.microsoft.com/office/word/2006/wordml" xmlns:wp14="http://schemas.microsoft.com/office/word/2010/wordprocessingDrawing" xmlns:wp="http://schemas.openxmlformats.org/drawingml/2006/wordprocessingDrawing" xmlns:wpc="http://schemas.microsoft.com/office/word/2010/wordprocessingCanvas" xmlns:wpg="http://schemas.microsoft.com/office/word/2010/wordprocessingGroup" xmlns:wpi="http://schemas.microsoft.com/office/word/2010/wordprocessingInk" xmlns:wps="http://schemas.microsoft.com/office/word/2010/wordprocessingShape" mc:Ignorable="w14 wp14">
+  <w:p>
+    <w:pPr>
+      <w:pStyle w:val="Footer"/>
+    </w:pPr>
+  </w:p>
+</w:ftr>
+</file>
+
+<file path=word/footer3.xml><?xml version="1.0" encoding="utf-8"?>
+<w:ftr xmlns:m="http://schemas.openxmlformats.org/officeDocument/2006/math" xmlns:mc="http://schemas.openxmlformats.org/markup-compatibility/2006" xmlns:mo="http://schemas.microsoft.com/office/mac/office/2008/main" xmlns:mv="urn:schemas-microsoft-com:mac:vml" xmlns:o="urn:schemas-microsoft-com:office:office" xmlns:r="http://schemas.openxmlformats.org/officeDocument/2006/relationships" xmlns:v="urn:schemas-microsoft-com:vml" xmlns:w10="urn:schemas-microsoft-com:office:word" xmlns:w14="http://schemas.microsoft.com/office/word/2010/wordml" xmlns:w="http://schemas.openxmlformats.org/wordprocessingml/2006/main" xmlns:wne="http://schemas.microsoft.com/office/word/2006/wordml" xmlns:wp14="http://schemas.microsoft.com/office/word/2010/wordprocessingDrawing" xmlns:wp="http://schemas.openxmlformats.org/drawingml/2006/wordprocessingDrawing" xmlns:wpc="http://schemas.microsoft.com/office/word/2010/wordprocessingCanvas" xmlns:wpg="http://schemas.microsoft.com/office/word/2010/wordprocessingGroup" xmlns:wpi="http://schemas.microsoft.com/office/word/2010/wordprocessingInk" xmlns:wps="http://schemas.microsoft.com/office/word/2010/wordprocessingShape" mc:Ignorable="w14 wp14">
+  <w:p>
+    <w:pPr>
+      <w:pStyle w:val="Footer"/>
+    </w:pPr>
+  </w:p>
+</w:ftr>
+</file>
+
+<file path=word/header1.xml><?xml version="1.0" encoding="utf-8"?>
+<w:hdr xmlns:m="http://schemas.openxmlformats.org/officeDocument/2006/math" xmlns:mc="http://schemas.openxmlformats.org/markup-compatibility/2006" xmlns:mo="http://schemas.microsoft.com/office/mac/office/2008/main" xmlns:mv="urn:schemas-microsoft-com:mac:vml" xmlns:o="urn:schemas-microsoft-com:office:office" xmlns:r="http://schemas.openxmlformats.org/officeDocument/2006/relationships" xmlns:v="urn:schemas-microsoft-com:vml" xmlns:w10="urn:schemas-microsoft-com:office:word" xmlns:w14="http://schemas.microsoft.com/office/word/2010/wordml" xmlns:w="http://schemas.openxmlformats.org/wordprocessingml/2006/main" xmlns:wne="http://schemas.microsoft.com/office/word/2006/wordml" xmlns:wp14="http://schemas.microsoft.com/office/word/2010/wordprocessingDrawing" xmlns:wp="http://schemas.openxmlformats.org/drawingml/2006/wordprocessingDrawing" xmlns:wpc="http://schemas.microsoft.com/office/word/2010/wordprocessingCanvas" xmlns:wpg="http://schemas.microsoft.com/office/word/2010/wordprocessingGroup" xmlns:wpi="http://schemas.microsoft.com/office/word/2010/wordprocessingInk" xmlns:wps="http://schemas.microsoft.com/office/word/2010/wordprocessingShape" mc:Ignorable="w14 wp14">
+  <w:p>
+    <w:pPr>
+      <w:pStyle w:val="Header"/>
+    </w:pPr>
+  </w:p>
+</w:hdr>
+</file>
+
+<file path=word/header2.xml><?xml version="1.0" encoding="utf-8"?>
+<w:hdr xmlns:m="http://schemas.openxmlformats.org/officeDocument/2006/math" xmlns:mc="http://schemas.openxmlformats.org/markup-compatibility/2006" xmlns:mo="http://schemas.microsoft.com/office/mac/office/2008/main" xmlns:mv="urn:schemas-microsoft-com:mac:vml" xmlns:o="urn:schemas-microsoft-com:office:office" xmlns:r="http://schemas.openxmlformats.org/officeDocument/2006/relationships" xmlns:v="urn:schemas-microsoft-com:vml" xmlns:w10="urn:schemas-microsoft-com:office:word" xmlns:w14="http://schemas.microsoft.com/office/word/2010/wordml" xmlns:w="http://schemas.openxmlformats.org/wordprocessingml/2006/main" xmlns:wne="http://schemas.microsoft.com/office/word/2006/wordml" xmlns:wp14="http://schemas.microsoft.com/office/word/2010/wordprocessingDrawing" xmlns:wp="http://schemas.openxmlformats.org/drawingml/2006/wordprocessingDrawing" xmlns:wpc="http://schemas.microsoft.com/office/word/2010/wordprocessingCanvas" xmlns:wpg="http://schemas.microsoft.com/office/word/2010/wordprocessingGroup" xmlns:wpi="http://schemas.microsoft.com/office/word/2010/wordprocessingInk" xmlns:wps="http://schemas.microsoft.com/office/word/2010/wordprocessingShape" mc:Ignorable="w14 wp14">
+  <w:p>
+    <w:pPr>
+      <w:pStyle w:val="Header"/>
+    </w:pPr>
+  </w:p>
+</w:hdr>
+</file>
+
+<file path=word/header3.xml><?xml version="1.0" encoding="utf-8"?>
+<w:hdr xmlns:m="http://schemas.openxmlformats.org/officeDocument/2006/math" xmlns:mc="http://schemas.openxmlformats.org/markup-compatibility/2006" xmlns:mo="http://schemas.microsoft.com/office/mac/office/2008/main" xmlns:mv="urn:schemas-microsoft-com:mac:vml" xmlns:o="urn:schemas-microsoft-com:office:office" xmlns:r="http://schemas.openxmlformats.org/officeDocument/2006/relationships" xmlns:v="urn:schemas-microsoft-com:vml" xmlns:w10="urn:schemas-microsoft-com:office:word" xmlns:w14="http://schemas.microsoft.com/office/word/2010/wordml" xmlns:w="http://schemas.openxmlformats.org/wordprocessingml/2006/main" xmlns:wne="http://schemas.microsoft.com/office/word/2006/wordml" xmlns:wp14="http://schemas.microsoft.com/office/word/2010/wordprocessingDrawing" xmlns:wp="http://schemas.openxmlformats.org/drawingml/2006/wordprocessingDrawing" xmlns:wpc="http://schemas.microsoft.com/office/word/2010/wordprocessingCanvas" xmlns:wpg="http://schemas.microsoft.com/office/word/2010/wordprocessingGroup" xmlns:wpi="http://schemas.microsoft.com/office/word/2010/wordprocessingInk" xmlns:wps="http://schemas.microsoft.com/office/word/2010/wordprocessingShape" mc:Ignorable="w14 wp14">
+  <w:p>
+    <w:pPr>
+      <w:pStyle w:val="Header"/>
+    </w:pPr>
+  </w:p>
+</w:hdr>
 </file>
 
 <file path=word/numbering.xml><?xml version="1.0" encoding="utf-8"?>
